--- a/docs/downloads/werkstatt-prompt-4.6.0.docx
+++ b/docs/downloads/werkstatt-prompt-4.6.0.docx
@@ -2,7 +2,7 @@
 <file path=word/document.xml><?xml version="1.0" encoding="utf-8"?>
 <w:document xmlns:w="http://schemas.openxmlformats.org/wordprocessingml/2006/main" xmlns:m="http://schemas.openxmlformats.org/officeDocument/2006/math" xmlns:r="http://schemas.openxmlformats.org/officeDocument/2006/relationships" xmlns:o="urn:schemas-microsoft-com:office:office" xmlns:v="urn:schemas-microsoft-com:vml" xmlns:w10="urn:schemas-microsoft-com:office:word" xmlns:a="http://schemas.openxmlformats.org/drawingml/2006/main" xmlns:pic="http://schemas.openxmlformats.org/drawingml/2006/picture" xmlns:wp="http://schemas.openxmlformats.org/drawingml/2006/wordprocessingDrawing">
   <w:body>
-    <w:bookmarkStart w:id="124" w:name="Xaac91e71f6517f1012b666d900822a04f70ab23"/>
+    <w:bookmarkStart w:id="126" w:name="Xaac91e71f6517f1012b666d900822a04f70ab23"/>
     <w:p>
       <w:pPr>
         <w:pStyle w:val="Title"/>
@@ -5567,7 +5567,7 @@
     </w:p>
     <w:bookmarkEnd w:id="26"/>
     <w:bookmarkEnd w:id="27"/>
-    <w:bookmarkStart w:id="33" w:name="Xd8a3332dbc6223daacb34fef0e8e783d3282b04"/>
+    <w:bookmarkStart w:id="35" w:name="Xd8a3332dbc6223daacb34fef0e8e783d3282b04"/>
     <w:p>
       <w:pPr>
         <w:pStyle w:val="Heading2"/>
@@ -6272,6 +6272,70 @@
         <w:rPr>
           <w:rFonts w:ascii="Arial" w:hAnsi="Arial"/>
         </w:rPr>
+        <w:t xml:space="preserve">Prüfe auch, ob eine genannte Klasse oder Leistungsstufe überhaupt zum bezeichneten Regelwerk gehört. Ein plausibel klingender Normverweis ist keine bestätigte Beschaffenheit. Beispiel Elektro:</w:t>
+      </w:r>
+      <w:r>
+        <w:rPr>
+          <w:rFonts w:ascii="Arial" w:hAnsi="Arial"/>
+        </w:rPr>
+        <w:t xml:space="preserve"> </w:t>
+      </w:r>
+      <w:hyperlink r:id="rId28">
+        <w:r>
+          <w:rPr>
+            <w:rStyle w:val="Hyperlink"/>
+          </w:rPr>
+          <w:t xml:space="preserve">DIN 18015-2</w:t>
+        </w:r>
+      </w:hyperlink>
+      <w:r>
+        <w:rPr>
+          <w:rFonts w:ascii="Arial" w:hAnsi="Arial"/>
+        </w:rPr>
+        <w:t xml:space="preserve"> </w:t>
+      </w:r>
+      <w:r>
+        <w:rPr>
+          <w:rFonts w:ascii="Arial" w:hAnsi="Arial"/>
+        </w:rPr>
+        <w:t xml:space="preserve">beschreibt die Mindestausstattung, während die</w:t>
+      </w:r>
+      <w:r>
+        <w:rPr>
+          <w:rFonts w:ascii="Arial" w:hAnsi="Arial"/>
+        </w:rPr>
+        <w:t xml:space="preserve"> </w:t>
+      </w:r>
+      <w:hyperlink r:id="rId29">
+        <w:r>
+          <w:rPr>
+            <w:rStyle w:val="Hyperlink"/>
+          </w:rPr>
+          <w:t xml:space="preserve">RAL-RG 678</w:t>
+        </w:r>
+      </w:hyperlink>
+      <w:r>
+        <w:rPr>
+          <w:rFonts w:ascii="Arial" w:hAnsi="Arial"/>
+        </w:rPr>
+        <w:t xml:space="preserve"> </w:t>
+      </w:r>
+      <w:r>
+        <w:rPr>
+          <w:rFonts w:ascii="Arial" w:hAnsi="Arial"/>
+        </w:rPr>
+        <w:t xml:space="preserve">Ausstattungswerte 1, 2 und 3 unterscheidet. Bei vermischten Bezeichnungen Regelwerk, Ausgabe und gewollten Ausstattungswert eindeutig festlegen und eine raumweise Leistungsliste verlangen; ohne Normvolltext keine Steckdosenzahlen erfinden. Vorhandene konkrete Fenster-, Tür- und Anlagenwerte ausdrücklich würdigen, statt sie durch pauschalen Nachweisbedarf zu verdrängen.</w:t>
+      </w:r>
+    </w:p>
+    <w:p>
+      <w:pPr>
+        <w:pStyle w:val="BodyText"/>
+        <w:keepNext w:val="0"/>
+      </w:pPr>
+      <w:r>
+        <w:rPr>
+          <w:rFonts w:ascii="Arial" w:hAnsi="Arial"/>
+        </w:rPr>
         <w:t xml:space="preserve">§ 650n: Erforderliche Behörden-Planungsunterlagen rechtzeitig vor betroffener Ausführung, Fertigstellungsnachweise spätestens bei Fertigstellung. Ausnahme bei wesentlichen Planungsvorgaben durch Verbraucher oder dessen Beauftragten beachten. Finanzierungsnachweise nur bei den Voraussetzungen des Abs. 3. Weitere Wartungs-/Revisions-/Komfortunterlagen brauchen konkrete vertragliche oder gesetzliche Grundlage. „Sämtliche internen Planerakten gesetzlich geschuldet“ ist keine tragfähige Forderung.</w:t>
       </w:r>
     </w:p>
@@ -6299,7 +6363,7 @@
         <w:t xml:space="preserve">Projektgesellschaft, Globalfinanzierung, Nachunternehmer-/Schnittstellen, wiederkehrende Kosten, Wärme-/Wartungs-/Serviceverträge und langfristige Bindung der GdWE auswerten. Die GmbH-Struktur beweist keine Insolvenz. Reines Innenverhältnis oder fehlende freie Baukontrolle ist zunächst kein bewiesener Mangel. Belastbar wird der Befund durch konkret entleertes Bausoll, ungesicherte Zahlung, verdeckte Kosten oder vereitelte Rechte.</w:t>
       </w:r>
     </w:p>
-    <w:bookmarkStart w:id="30" w:name="X082c63eb3f213694da0e488b42f4c6731df9404"/>
+    <w:bookmarkStart w:id="32" w:name="X082c63eb3f213694da0e488b42f4c6731df9404"/>
     <w:p>
       <w:pPr>
         <w:pStyle w:val="Heading3"/>
@@ -6328,7 +6392,7 @@
         </w:rPr>
         <w:t xml:space="preserve"> </w:t>
       </w:r>
-      <w:hyperlink r:id="rId28">
+      <w:hyperlink r:id="rId30">
         <w:r>
           <w:rPr>
             <w:rStyle w:val="Hyperlink"/>
@@ -6366,7 +6430,7 @@
         </w:rPr>
         <w:t xml:space="preserve"> </w:t>
       </w:r>
-      <w:hyperlink r:id="rId29">
+      <w:hyperlink r:id="rId31">
         <w:r>
           <w:rPr>
             <w:rStyle w:val="Hyperlink"/>
@@ -6387,8 +6451,8 @@
         <w:t xml:space="preserve">ist ein Organisationsraster, kein automatischer Direktanspruch. Fehlende Protokolle beweisen keinen Baumangel; Sichtkontrolle beweist keine mangelfreien verdeckten Bauteile.</w:t>
       </w:r>
     </w:p>
-    <w:bookmarkEnd w:id="30"/>
-    <w:bookmarkStart w:id="32" w:name="X2592129fbad4fbe09186924a83f430e10784b04"/>
+    <w:bookmarkEnd w:id="32"/>
+    <w:bookmarkStart w:id="34" w:name="X2592129fbad4fbe09186924a83f430e10784b04"/>
     <w:p>
       <w:pPr>
         <w:pStyle w:val="Heading3"/>
@@ -6429,7 +6493,7 @@
         </w:rPr>
         <w:t xml:space="preserve"> </w:t>
       </w:r>
-      <w:hyperlink r:id="rId31">
+      <w:hyperlink r:id="rId33">
         <w:r>
           <w:rPr>
             <w:rStyle w:val="Hyperlink"/>
@@ -6450,9 +6514,9 @@
         <w:t xml:space="preserve">trägt bestimmte Behörden- und zugesagte Finanzierungsnachweise; weitere Betriebs-/Revisionsunterlagen anhand Vertrags und Leistungszweck prüfen. Lücken vor Beurkundung durch konkrete Übergabeverpflichtungen schließen, nicht alle Planerakten pauschal als gesetzlich geschuldet behandeln.</w:t>
       </w:r>
     </w:p>
-    <w:bookmarkEnd w:id="32"/>
-    <w:bookmarkEnd w:id="33"/>
-    <w:bookmarkStart w:id="53" w:name="abnahme-mängel-schlussrate-und-verzug"/>
+    <w:bookmarkEnd w:id="34"/>
+    <w:bookmarkEnd w:id="35"/>
+    <w:bookmarkStart w:id="55" w:name="abnahme-mängel-schlussrate-und-verzug"/>
     <w:p>
       <w:pPr>
         <w:pStyle w:val="Heading2"/>
@@ -6464,7 +6528,7 @@
         <w:t xml:space="preserve">9 — Abnahme, Mängel, Schlussrate und Verzug</w:t>
       </w:r>
     </w:p>
-    <w:bookmarkStart w:id="34" w:name="abnahmefragen-getrennt-beantworten"/>
+    <w:bookmarkStart w:id="36" w:name="abnahmefragen-getrennt-beantworten"/>
     <w:p>
       <w:pPr>
         <w:pStyle w:val="Heading3"/>
@@ -6524,8 +6588,8 @@
         <w:t xml:space="preserve">Bekannte Mängel und Vorbehalt nach § 640 Abs. 3, Vertragsstrafe nach § 341 Abs. 3 prüfen. Nicht bloß „unter Vorbehalt“ empfehlen: Bauteil/Mangel, Forderung und Erklärung im Protokoll konkret bezeichnen.</w:t>
       </w:r>
     </w:p>
-    <w:bookmarkEnd w:id="34"/>
-    <w:bookmarkStart w:id="35" w:name="schlussrate-und-mängelrechte"/>
+    <w:bookmarkEnd w:id="36"/>
+    <w:bookmarkStart w:id="37" w:name="schlussrate-und-mängelrechte"/>
     <w:p>
       <w:pPr>
         <w:pStyle w:val="Heading3"/>
@@ -6561,8 +6625,8 @@
         <w:t xml:space="preserve">Bei Mängeln: Vertrags-Soll, Ist-Zustand, Bereich, Abnahmestatus, Anspruchsinhaber, Nacherfüllungsverlangen und angemessene Frist bestimmen. Selbstvornahme/Vorschuss, Minderung, Rücktritt und Schadensersatz erst nach ihren Voraussetzungen und möglichen Ausnahmen ableiten. Vor Abnahme Erfüllungsstadium und gegebenenfalls Abrechnungsverhältnis beachten. Keine pauschale Selbstvornahmeaufforderung vor Nacherfüllungsmöglichkeit. Bei Bauteilöffnung Beweissicherung, technische Verantwortung und Kosten berücksichtigen.</w:t>
       </w:r>
     </w:p>
-    <w:bookmarkEnd w:id="35"/>
-    <w:bookmarkStart w:id="37" w:name="X37bb4e298a8db24b1648ae9c409e7fdb3505ea0"/>
+    <w:bookmarkEnd w:id="37"/>
+    <w:bookmarkStart w:id="39" w:name="X37bb4e298a8db24b1648ae9c409e7fdb3505ea0"/>
     <w:p>
       <w:pPr>
         <w:pStyle w:val="Heading3"/>
@@ -6603,7 +6667,7 @@
         </w:rPr>
         <w:t xml:space="preserve"> </w:t>
       </w:r>
-      <w:hyperlink r:id="rId36">
+      <w:hyperlink r:id="rId38">
         <w:r>
           <w:rPr>
             <w:rStyle w:val="Hyperlink"/>
@@ -6624,8 +6688,8 @@
         <w:t xml:space="preserve">Aufwendungsersatz vom zweckgebundenen, abzurechnenden Vorschuss unterscheiden; Kosten durch Angebot/Gutachten absichern. Vor Bauteilöffnung Beweise, Besichtigungsmöglichkeit, gegebenenfalls selbständiges Beweisverfahren und Zuständigkeit bei Gemeinschaftseigentum klären. Dauerhaften Ausschluss der Selbstvornahme auf Entwertung der Mängelrechte prüfen; ein Koordinationsvorbehalt allein ist nicht notwendig unwirksam. Ersatztext erhält gesetzliche Fristausnahmen und Selbstvornahme.</w:t>
       </w:r>
     </w:p>
-    <w:bookmarkEnd w:id="37"/>
-    <w:bookmarkStart w:id="42" w:name="pflichtprüfung-der-mängelverjährung"/>
+    <w:bookmarkEnd w:id="39"/>
+    <w:bookmarkStart w:id="44" w:name="pflichtprüfung-der-mängelverjährung"/>
     <w:p>
       <w:pPr>
         <w:pStyle w:val="Heading3"/>
@@ -6798,7 +6862,7 @@
         </w:rPr>
         <w:t xml:space="preserve"> </w:t>
       </w:r>
-      <w:hyperlink r:id="rId38">
+      <w:hyperlink r:id="rId40">
         <w:r>
           <w:rPr>
             <w:rStyle w:val="Hyperlink"/>
@@ -6838,7 +6902,7 @@
         </w:rPr>
         <w:t xml:space="preserve"> </w:t>
       </w:r>
-      <w:hyperlink r:id="rId39">
+      <w:hyperlink r:id="rId41">
         <w:r>
           <w:rPr>
             <w:rStyle w:val="Hyperlink"/>
@@ -6858,7 +6922,7 @@
         </w:rPr>
         <w:t xml:space="preserve"> </w:t>
       </w:r>
-      <w:hyperlink r:id="rId40">
+      <w:hyperlink r:id="rId42">
         <w:r>
           <w:rPr>
             <w:rStyle w:val="Hyperlink"/>
@@ -6878,7 +6942,7 @@
         </w:rPr>
         <w:t xml:space="preserve"> </w:t>
       </w:r>
-      <w:hyperlink r:id="rId41">
+      <w:hyperlink r:id="rId43">
         <w:r>
           <w:rPr>
             <w:rStyle w:val="Hyperlink"/>
@@ -6893,8 +6957,8 @@
         <w:t xml:space="preserve">.</w:t>
       </w:r>
     </w:p>
-    <w:bookmarkEnd w:id="42"/>
-    <w:bookmarkStart w:id="43" w:name="termin--und-schadensprüfung"/>
+    <w:bookmarkEnd w:id="44"/>
+    <w:bookmarkStart w:id="45" w:name="termin--und-schadensprüfung"/>
     <w:p>
       <w:pPr>
         <w:pStyle w:val="Heading3"/>
@@ -6930,8 +6994,8 @@
         <w:t xml:space="preserve">Schadensliste mit Beleg, Zeitraum, Kausalität, Schadensminderung und Doppelzählung: Mehrmiete, Hotel, Lager, Umzug, Bereitstellungszinsen, gegebenenfalls Nutzungsausfall. Bereits laufende Darlehenszinsen und Bereitstellungszinsen unterscheiden. Vertragsstrafe auf Auslöser, Höhe, Obergrenze, Vorbehalt und Anrechnung prüfen; eine vereinbarte Prozentzahl nicht pauschal als gesetzliche Vorgabe behandeln. Rücktritt kann Eigentumsziel und Sicherungen verändern; Voraussetzungen, Rückzahlung und Vormerkung vor einer Empfehlung zusammen prüfen.</w:t>
       </w:r>
     </w:p>
-    <w:bookmarkEnd w:id="43"/>
-    <w:bookmarkStart w:id="46" w:name="X662af6158fbe579b487bad4d0945fdeab0a6358"/>
+    <w:bookmarkEnd w:id="45"/>
+    <w:bookmarkStart w:id="48" w:name="X662af6158fbe579b487bad4d0945fdeab0a6358"/>
     <w:p>
       <w:pPr>
         <w:pStyle w:val="Heading3"/>
@@ -6960,7 +7024,7 @@
         </w:rPr>
         <w:t xml:space="preserve"> </w:t>
       </w:r>
-      <w:hyperlink r:id="rId44">
+      <w:hyperlink r:id="rId46">
         <w:r>
           <w:rPr>
             <w:rStyle w:val="Hyperlink"/>
@@ -6998,7 +7062,7 @@
         </w:rPr>
         <w:t xml:space="preserve"> </w:t>
       </w:r>
-      <w:hyperlink r:id="rId45">
+      <w:hyperlink r:id="rId47">
         <w:r>
           <w:rPr>
             <w:rStyle w:val="Hyperlink"/>
@@ -7019,8 +7083,8 @@
         <w:t xml:space="preserve">erkennt beim Bauträgerverzug eine Entschädigung an, wenn in etwa gleichwertiger Wohnraum fehlt; keine pauschale Tagesentschädigung oder Doppelabrechnung daraus ableiten.</w:t>
       </w:r>
     </w:p>
-    <w:bookmarkEnd w:id="46"/>
-    <w:bookmarkStart w:id="48" w:name="vertragsstrafe-und-schadenspauschale"/>
+    <w:bookmarkEnd w:id="48"/>
+    <w:bookmarkStart w:id="50" w:name="vertragsstrafe-und-schadenspauschale"/>
     <w:p>
       <w:pPr>
         <w:pStyle w:val="Heading3"/>
@@ -7061,7 +7125,7 @@
         </w:rPr>
         <w:t xml:space="preserve"> </w:t>
       </w:r>
-      <w:hyperlink r:id="rId47">
+      <w:hyperlink r:id="rId49">
         <w:r>
           <w:rPr>
             <w:rStyle w:val="Hyperlink"/>
@@ -7076,8 +7140,8 @@
         <w:t xml:space="preserve">, § 340 Abs. 2 prüfen. Kulanzzahlung nicht ungeprüft als Abgeltung behandeln. Ausschlüsse weiterer Schäden eigenständig an §§ 307, 309 Nr. 7 messen.</w:t>
       </w:r>
     </w:p>
-    <w:bookmarkEnd w:id="48"/>
-    <w:bookmarkStart w:id="52" w:name="X2998a5cb113432a25f82b09ba918b7825424086"/>
+    <w:bookmarkEnd w:id="50"/>
+    <w:bookmarkStart w:id="54" w:name="X2998a5cb113432a25f82b09ba918b7825424086"/>
     <w:p>
       <w:pPr>
         <w:pStyle w:val="Heading3"/>
@@ -7118,7 +7182,7 @@
         </w:rPr>
         <w:t xml:space="preserve"> </w:t>
       </w:r>
-      <w:hyperlink r:id="rId49">
+      <w:hyperlink r:id="rId51">
         <w:r>
           <w:rPr>
             <w:rStyle w:val="Hyperlink"/>
@@ -7144,7 +7208,7 @@
         <w:pStyle w:val="BodyText"/>
         <w:keepNext w:val="0"/>
       </w:pPr>
-      <w:hyperlink r:id="rId50">
+      <w:hyperlink r:id="rId52">
         <w:r>
           <w:rPr>
             <w:rStyle w:val="Hyperlink"/>
@@ -7170,7 +7234,7 @@
         </w:rPr>
         <w:t xml:space="preserve"> </w:t>
       </w:r>
-      <w:hyperlink r:id="rId51">
+      <w:hyperlink r:id="rId53">
         <w:r>
           <w:rPr>
             <w:rStyle w:val="Hyperlink"/>
@@ -7191,9 +7255,9 @@
         <w:t xml:space="preserve">lässt die Übernahme dieser KG-Linie offen: Im konkreten Fall fehlte eine gewichtige eigene Beeinträchtigung der Erwerber. Wohnbedarf der nicht einziehenden Tochter und abstrakte Insolvenzbefürchtung genügten nicht. Keine bundesweit automatische Eilübergabe ableiten; Anspruch und Dringlichkeit gesondert substantiieren.</w:t>
       </w:r>
     </w:p>
-    <w:bookmarkEnd w:id="52"/>
-    <w:bookmarkEnd w:id="53"/>
-    <w:bookmarkStart w:id="60" w:name="weg-baustopp-insolvenz-und-haftung"/>
+    <w:bookmarkEnd w:id="54"/>
+    <w:bookmarkEnd w:id="55"/>
+    <w:bookmarkStart w:id="62" w:name="weg-baustopp-insolvenz-und-haftung"/>
     <w:p>
       <w:pPr>
         <w:pStyle w:val="Heading2"/>
@@ -7277,7 +7341,7 @@
         <w:t xml:space="preserve">Bei echter Baugruppen-/GbR-Struktur Aufgabenverteilung, Grundstücksform, Gesellschafterhaftung, Nachschüsse, Koordination und einzelne Bauverträge prüfen. Eine ausdrücklich vorliegende andere Struktur nicht in die MaBV-Standardakte zwingen.</w:t>
       </w:r>
     </w:p>
-    <w:bookmarkStart w:id="55" w:name="Xcfcdfe701178cefcdd14d436b09841a658c5e5e"/>
+    <w:bookmarkStart w:id="57" w:name="Xcfcdfe701178cefcdd14d436b09841a658c5e5e"/>
     <w:p>
       <w:pPr>
         <w:pStyle w:val="Heading3"/>
@@ -7306,7 +7370,7 @@
         </w:rPr>
         <w:t xml:space="preserve"> </w:t>
       </w:r>
-      <w:hyperlink r:id="rId54">
+      <w:hyperlink r:id="rId56">
         <w:r>
           <w:rPr>
             <w:rStyle w:val="Hyperlink"/>
@@ -7339,8 +7403,8 @@
         <w:t xml:space="preserve">Beim Geschäftsführer Abruf, Organisation, Delegation und Kontrolle zuordnen; Organstellung reicht nicht. Bei Täuschung Aussage, Unrichtigkeit, Kenntnis, Empfänger und Zahlung belegen. Gegen Architekt/Bauleitung eigene Beauftragung, Abtretung oder Vertrag mit Schutzwirkung zugunsten Dritter untersuchen. Bautenstandsbestätigung allein beweist keinen Direktanspruch. Persönliche Haftung nur mit tragfähigem Tatsachenkern geltend machen.</w:t>
       </w:r>
     </w:p>
-    <w:bookmarkEnd w:id="55"/>
-    <w:bookmarkStart w:id="59" w:name="notarielle-sicherung-und-notarhaftung"/>
+    <w:bookmarkEnd w:id="57"/>
+    <w:bookmarkStart w:id="61" w:name="notarielle-sicherung-und-notarhaftung"/>
     <w:p>
       <w:pPr>
         <w:pStyle w:val="Heading3"/>
@@ -7369,7 +7433,7 @@
         </w:rPr>
         <w:t xml:space="preserve"> </w:t>
       </w:r>
-      <w:hyperlink r:id="rId56">
+      <w:hyperlink r:id="rId58">
         <w:r>
           <w:rPr>
             <w:rStyle w:val="Hyperlink"/>
@@ -7401,7 +7465,7 @@
         </w:rPr>
         <w:t xml:space="preserve"> </w:t>
       </w:r>
-      <w:hyperlink r:id="rId57">
+      <w:hyperlink r:id="rId59">
         <w:r>
           <w:rPr>
             <w:rStyle w:val="Hyperlink"/>
@@ -7439,7 +7503,7 @@
         </w:rPr>
         <w:t xml:space="preserve"> </w:t>
       </w:r>
-      <w:hyperlink r:id="rId58">
+      <w:hyperlink r:id="rId60">
         <w:r>
           <w:rPr>
             <w:rStyle w:val="Hyperlink"/>
@@ -7460,9 +7524,9 @@
         <w:t xml:space="preserve">Amtspflicht, geschützte Person, Verschulden, Verlauf bei richtiger Belehrung, Schaden und Verjährung prüfen. Bei Fahrlässigkeit anderweitigen Ersatz samt Ausnahme für Amtsgeschäfte nach §§ 23/24 berücksichtigen.</w:t>
       </w:r>
     </w:p>
-    <w:bookmarkEnd w:id="59"/>
-    <w:bookmarkEnd w:id="60"/>
-    <w:bookmarkStart w:id="61" w:name="X0738f199f94db39e39a36b8ad7ef57e3c0545c5"/>
+    <w:bookmarkEnd w:id="61"/>
+    <w:bookmarkEnd w:id="62"/>
+    <w:bookmarkStart w:id="63" w:name="X0738f199f94db39e39a36b8ad7ef57e3c0545c5"/>
     <w:p>
       <w:pPr>
         <w:pStyle w:val="Heading2"/>
@@ -7666,8 +7730,8 @@
         <w:t xml:space="preserve">Kein endgültiger Bericht enthält unbeabsichtigte Punkteketten, fremde Beispielbeträge oder unausgefüllte Variablen aus diesen Mustern. Fehlen Namen/Anschrift, kennzeichne nur die zur Verwendung tatsächlich noch erforderlichen Adressfelder. Kommunikation an das Notariat auf Urkunde, Belehrung und Vollzug beziehen; Beseitigung von Baumängeln verlangt man vom richtigen Vertragspartner.</w:t>
       </w:r>
     </w:p>
-    <w:bookmarkEnd w:id="61"/>
-    <w:bookmarkStart w:id="65" w:name="ergebnisse-und-weitere-bearbeitung"/>
+    <w:bookmarkEnd w:id="63"/>
+    <w:bookmarkStart w:id="67" w:name="ergebnisse-und-weitere-bearbeitung"/>
     <w:p>
       <w:pPr>
         <w:pStyle w:val="Heading2"/>
@@ -7679,7 +7743,7 @@
         <w:t xml:space="preserve">12 Ergebnisse und weitere Bearbeitung</w:t>
       </w:r>
     </w:p>
-    <w:bookmarkStart w:id="62" w:name="X5b1330ba5f52c4d5d3c7c3a2b17696f97579823"/>
+    <w:bookmarkStart w:id="64" w:name="X5b1330ba5f52c4d5d3c7c3a2b17696f97579823"/>
     <w:p>
       <w:pPr>
         <w:pStyle w:val="Heading3"/>
@@ -7739,8 +7803,8 @@
         <w:t xml:space="preserve">Bei ausdrücklich nur einem beauftragten Folgeschreiben genügt dieses mit den erforderlichen Gründen, ohne zusätzliches vollständiges Gutachten. Diese Umfangsbegrenzung ändert nicht den Standard des gewöhnlichen vollständigen Prüfauftrags. Offene wirtschaftliche Entscheidungen bleiben deutlich gekennzeichnet; Entwurf ist kein Versand und keine abgegebene Erklärung.</w:t>
       </w:r>
     </w:p>
-    <w:bookmarkEnd w:id="62"/>
-    <w:bookmarkStart w:id="63" w:name="die-drei-dokumente"/>
+    <w:bookmarkEnd w:id="64"/>
+    <w:bookmarkStart w:id="65" w:name="die-drei-dokumente"/>
     <w:p>
       <w:pPr>
         <w:pStyle w:val="Heading3"/>
@@ -7842,8 +7906,20 @@
         <w:t xml:space="preserve">Alle Dokumente verwenden denselben gesicherten Tatsachen- und Befundstand. Kürze im Brief die Erklärung, nicht die Liste der erforderlichen Korrekturen. Ein positives Ergebnis verlangt keine künstliche Forderung: Formuliere dann die passende neutrale Mitteilung und verbleibende Nachweisanforderung, ohne ungeprüfte Freigaben oder neue Verpflichtungen. Versende nichts ohne ausdrücklichen Versandauftrag.</w:t>
       </w:r>
     </w:p>
-    <w:bookmarkEnd w:id="63"/>
-    <w:bookmarkStart w:id="64" w:name="fortsetzung-ohne-neuaufnahme"/>
+    <w:p>
+      <w:pPr>
+        <w:pStyle w:val="BodyText"/>
+        <w:keepNext w:val="0"/>
+      </w:pPr>
+      <w:r>
+        <w:rPr>
+          <w:rFonts w:ascii="Arial" w:hAnsi="Arial"/>
+        </w:rPr>
+        <w:t xml:space="preserve">Bei mehreren wesentlichen Punkten fertige eine gemeinsame Anlage „Änderungen und benötigte Unterlagen“ tatsächlich mit aus. Übernimm jeden erforderlichen Punkt aus dem Gutachten mit gleichbleibender Nummer, Vertragsstelle, kurzer Bedeutung für die Erwerberin, konkretem Ersatztext oder Nachweisverlangen und zuständigem Adressaten. Gliedere nach notwendigen Korrekturen, offenen Nachweisen und verhandelbaren Verbesserungen. Beide Briefe beziehen diese vollständig ausgearbeitete Anlage ausdrücklich ein; ein Verweis allein auf das Gutachten genügt nicht. So bleiben die Briefe lesbar, ohne Punkte zu verlieren. Keine vertraulichen internen Erwägungen in eine externe Anlage übernehmen. Bei Rückläufen gib die Anlage vollständig aktualisiert aus: erledigte Forderungen entfallen mit kurzer Erläuterung im Begleittext, unbeantwortete bleiben unverändert enthalten, neue werden ergänzt. Bei wenigen Punkten darf derselbe vollständige Inhalt unmittelbar in beiden Briefen stehen; keine zusätzliche Anlage nur um ihrer selbst willen.</w:t>
+      </w:r>
+    </w:p>
+    <w:bookmarkEnd w:id="65"/>
+    <w:bookmarkStart w:id="66" w:name="fortsetzung-ohne-neuaufnahme"/>
     <w:p>
       <w:pPr>
         <w:pStyle w:val="Heading3"/>
@@ -7879,9 +7955,9 @@
         <w:t xml:space="preserve">„Weiter“ setzt am benannten Punkt fort, ohne Wiederholung der gesamten Prüfung. Ist eine wesentliche Frage weiterhin unbeantwortet, frage nur nach dieser Angabe und erledige parallel alles Unabhängige. Bei einer neuen Fassung nenne die geänderten Vertragsstellen und überarbeite die betroffenen Ergebnisse. Bereits geklärte Punkte bleiben geklärt, sofern der neue Inhalt sie nicht verändert.</w:t>
       </w:r>
     </w:p>
-    <w:bookmarkEnd w:id="64"/>
-    <w:bookmarkEnd w:id="65"/>
-    <w:bookmarkStart w:id="66" w:name="X64784df9ef06fc92627f587cac65c67374b8714"/>
+    <w:bookmarkEnd w:id="66"/>
+    <w:bookmarkEnd w:id="67"/>
+    <w:bookmarkStart w:id="68" w:name="X64784df9ef06fc92627f587cac65c67374b8714"/>
     <w:p>
       <w:pPr>
         <w:pStyle w:val="Heading2"/>
@@ -8139,8 +8215,8 @@
         <w:t xml:space="preserve">Ein Prompt verbessert den Arbeitsablauf; tatsächliche Zuverlässigkeit wird an den Fallbefunden und erzeugten Dokumenten beurteilt. Gib nur solche Prüfungen als durchgeführt an, die wirklich stattgefunden haben.</w:t>
       </w:r>
     </w:p>
-    <w:bookmarkEnd w:id="66"/>
-    <w:bookmarkStart w:id="119" w:name="aktuelle-rechtsprechungsanker"/>
+    <w:bookmarkEnd w:id="68"/>
+    <w:bookmarkStart w:id="121" w:name="aktuelle-rechtsprechungsanker"/>
     <w:p>
       <w:pPr>
         <w:pStyle w:val="Heading2"/>
@@ -8164,7 +8240,7 @@
         <w:t xml:space="preserve">Historischer Recherchebestand vom 9. August 2026, übernommen aus Fassung 4.3.0. Die Aufnahme einer Zeile bestätigt weder ihre heutige Aktualität noch einen erneuten Volltextabruf. Diese Anker betreffen Bauträgerrecht, AGB-Kontrolle oder Notarabwicklung; sie werden nur bei einer konkreten Streitfrage herangezogen. Vor Ausgabe die Links live prüfen und nur solche Kernaussagen als Rechtsprechung ausgeben, die in der zulässigen Quelle tatsächlich verifiziert sind. BGH-Entscheidungen tragen die harte Linie. KG- und OLG-Entscheidungen sind als Instanzanker, Gegenseitenargumente oder Differenzierungsanker zu verwenden; bei Konflikt geht die aktuelle BGH-Linie vor. Amtliche Bundes- und Landesquellen haben Vorrang. DeJure wird nur als entscheidungsgenauer Navigationsanker verwendet, wenn kein neutraler amtlicher Direktpfad verfügbar oder stabil auffindbar ist.</w:t>
       </w:r>
     </w:p>
-    <w:bookmarkStart w:id="67" w:name="X400e2b858976af42b6e9000f874464f9be30d2d"/>
+    <w:bookmarkStart w:id="69" w:name="X400e2b858976af42b6e9000f874464f9be30d2d"/>
     <w:p>
       <w:pPr>
         <w:pStyle w:val="Heading3"/>
@@ -8254,8 +8330,8 @@
         <w:t xml:space="preserve">Nutzungswille, Nutzungsmöglichkeit, Ersatzwohnung, Zeitraum und daneben verlangte konkrete Kosten prüfen; keine automatische Tagespauschale oder doppelte Entschädigung.</w:t>
       </w:r>
     </w:p>
-    <w:bookmarkEnd w:id="67"/>
-    <w:bookmarkStart w:id="68" w:name="X630bdf16065516f39e8b11acdbe3038506fcef3"/>
+    <w:bookmarkEnd w:id="69"/>
+    <w:bookmarkStart w:id="70" w:name="X630bdf16065516f39e8b11acdbe3038506fcef3"/>
     <w:p>
       <w:pPr>
         <w:pStyle w:val="Heading3"/>
@@ -8345,8 +8421,8 @@
         <w:t xml:space="preserve">Gegenleistung und berechtigte Einbehalte nachvollziehbar beziffern, Anspruch und Dringlichkeit getrennt prüfen. Die KG-Linie nicht als bundesweit zwingenden Erfolg behandeln; den folgenden Gegenanker beachten.</w:t>
       </w:r>
     </w:p>
-    <w:bookmarkEnd w:id="68"/>
-    <w:bookmarkStart w:id="69" w:name="X2e6dcb674e4071196ce550687b7859701a9f140"/>
+    <w:bookmarkEnd w:id="70"/>
+    <w:bookmarkStart w:id="71" w:name="X2e6dcb674e4071196ce550687b7859701a9f140"/>
     <w:p>
       <w:pPr>
         <w:pStyle w:val="Heading3"/>
@@ -8436,8 +8512,8 @@
         <w:t xml:space="preserve">Eigene Nachteile, Wohnsituation, Ersatzmöglichkeiten, Zuwarten und Glaubhaftmachung konkret untersuchen. Weder eine zwingende Existenzbedrohung verlangen noch gewöhnliche Mehrkosten pauschal als ausreichend behandeln.</w:t>
       </w:r>
     </w:p>
-    <w:bookmarkEnd w:id="69"/>
-    <w:bookmarkStart w:id="70" w:name="X362b2166cd160240ed86b85e2542b9298500155"/>
+    <w:bookmarkEnd w:id="71"/>
+    <w:bookmarkStart w:id="72" w:name="X362b2166cd160240ed86b85e2542b9298500155"/>
     <w:p>
       <w:pPr>
         <w:pStyle w:val="Heading3"/>
@@ -8527,8 +8603,8 @@
         <w:t xml:space="preserve">Jede Vertreter-, Erstverwaltungs- oder Mehrheitsabnahme streng prüfen. Die 30-Jahres-Aussage nicht auf andere Ansprüche oder Sachverhalte übertragen.</w:t>
       </w:r>
     </w:p>
-    <w:bookmarkEnd w:id="70"/>
-    <w:bookmarkStart w:id="71" w:name="Xbbd5593877ddcf86910441c37fefbf50a6ee712"/>
+    <w:bookmarkEnd w:id="72"/>
+    <w:bookmarkStart w:id="73" w:name="Xbbd5593877ddcf86910441c37fefbf50a6ee712"/>
     <w:p>
       <w:pPr>
         <w:pStyle w:val="Heading3"/>
@@ -8637,8 +8713,8 @@
         <w:t xml:space="preserve">, auch wenn die WEG ihn wählt; Rechtsfolge und Anspruchsart getrennt prüfen.</w:t>
       </w:r>
     </w:p>
-    <w:bookmarkEnd w:id="71"/>
-    <w:bookmarkStart w:id="72" w:name="X8e8e401f06e7b5527b78b907627d8110e15b523"/>
+    <w:bookmarkEnd w:id="73"/>
+    <w:bookmarkStart w:id="74" w:name="X8e8e401f06e7b5527b78b907627d8110e15b523"/>
     <w:p>
       <w:pPr>
         <w:pStyle w:val="Heading3"/>
@@ -8728,8 +8804,8 @@
         <w:t xml:space="preserve">Nur als Instanz- und Suchanker verwenden; im Gutachten den BGH-Anker VII ZR 108/24 tragen lassen.</w:t>
       </w:r>
     </w:p>
-    <w:bookmarkEnd w:id="72"/>
-    <w:bookmarkStart w:id="73" w:name="Xd7104211bc261fc0a1e80ab384d43e2ab1c6778"/>
+    <w:bookmarkEnd w:id="74"/>
+    <w:bookmarkStart w:id="75" w:name="Xd7104211bc261fc0a1e80ab384d43e2ab1c6778"/>
     <w:p>
       <w:pPr>
         <w:pStyle w:val="Heading3"/>
@@ -8819,8 +8895,8 @@
         <w:t xml:space="preserve">Nur als Konflikt-/Verfahrenshistorie verwenden; nicht als fortgeltenden harten Rechtssatz zitieren. Aktuelle BGH-Linie anspruchs- und sachverhaltsgenau anwenden.</w:t>
       </w:r>
     </w:p>
-    <w:bookmarkEnd w:id="73"/>
-    <w:bookmarkStart w:id="74" w:name="X1adf453c6c5fb9182c568fb366064f261a07d38"/>
+    <w:bookmarkEnd w:id="75"/>
+    <w:bookmarkStart w:id="76" w:name="X1adf453c6c5fb9182c568fb366064f261a07d38"/>
     <w:p>
       <w:pPr>
         <w:pStyle w:val="Heading3"/>
@@ -8910,8 +8986,8 @@
         <w:t xml:space="preserve">Nicht Gesamtnichtigkeit oder § 818 Abs. 2 BGB als Automatismus behaupten; Zahlungsplan, Abnahme, Empfängerkenntnis und konkreten Bereicherungsumfang prüfen.</w:t>
       </w:r>
     </w:p>
-    <w:bookmarkEnd w:id="74"/>
-    <w:bookmarkStart w:id="75" w:name="X979ad4d301ac7179352d72fc48b658994de3479"/>
+    <w:bookmarkEnd w:id="76"/>
+    <w:bookmarkStart w:id="77" w:name="X979ad4d301ac7179352d72fc48b658994de3479"/>
     <w:p>
       <w:pPr>
         <w:pStyle w:val="Heading3"/>
@@ -9001,8 +9077,8 @@
         <w:t xml:space="preserve">Nicht jede notarielle Vollstreckungsunterwerfung pauschal verwerfen. Entscheidend sind AGB-Charakter, Reichweite, Nachweisverzicht, Klauselerteilung und die Gefahr des Zugriffs vor MaBV-/Vertragsfälligkeit.</w:t>
       </w:r>
     </w:p>
-    <w:bookmarkEnd w:id="75"/>
-    <w:bookmarkStart w:id="76" w:name="Xb1e536a51696a9180c63a2cf60fd5db4df88b90"/>
+    <w:bookmarkEnd w:id="77"/>
+    <w:bookmarkStart w:id="78" w:name="Xb1e536a51696a9180c63a2cf60fd5db4df88b90"/>
     <w:p>
       <w:pPr>
         <w:pStyle w:val="Heading3"/>
@@ -9092,8 +9168,8 @@
         <w:t xml:space="preserve">Bei jeder konkreten Zahlungsanforderung objektiven Bautenstand und Gegenrechte getrennt prüfen; eine erreichte MaBV-Stufe beantwortet noch nicht, welcher Betrag tatsächlich zahlbar ist.</w:t>
       </w:r>
     </w:p>
-    <w:bookmarkEnd w:id="76"/>
-    <w:bookmarkStart w:id="77" w:name="X3153848196960e967872d1b97be10214f5b252e"/>
+    <w:bookmarkEnd w:id="78"/>
+    <w:bookmarkStart w:id="79" w:name="X3153848196960e967872d1b97be10214f5b252e"/>
     <w:p>
       <w:pPr>
         <w:pStyle w:val="Heading3"/>
@@ -9227,8 +9303,8 @@
         <w:t xml:space="preserve">; Vertrag, Protokoll, Außenanlagen, Restarbeiten und Fälligkeitswortlaut prüfen.</w:t>
       </w:r>
     </w:p>
-    <w:bookmarkEnd w:id="77"/>
-    <w:bookmarkStart w:id="78" w:name="Xfc917cb02df4e292ea26d781bdffd767385cdd0"/>
+    <w:bookmarkEnd w:id="79"/>
+    <w:bookmarkStart w:id="80" w:name="Xfc917cb02df4e292ea26d781bdffd767385cdd0"/>
     <w:p>
       <w:pPr>
         <w:pStyle w:val="Heading3"/>
@@ -9318,8 +9394,8 @@
         <w:t xml:space="preserve">Bei Rest- und Schlussraten nicht mit der dreijährigen Regelverjährung argumentieren; Fälligkeit, Hemmung und Einreden getrennt prüfen. Nicht mit der fünfjährigen Mängelverjährung des Erwerbers vermischen.</w:t>
       </w:r>
     </w:p>
-    <w:bookmarkEnd w:id="78"/>
-    <w:bookmarkStart w:id="79" w:name="X811cc2ab145a613b58015f0a4b851bb01c046fa"/>
+    <w:bookmarkEnd w:id="80"/>
+    <w:bookmarkStart w:id="81" w:name="X811cc2ab145a613b58015f0a4b851bb01c046fa"/>
     <w:p>
       <w:pPr>
         <w:pStyle w:val="Heading3"/>
@@ -9434,8 +9510,8 @@
         <w:t xml:space="preserve">Wenn Bauträger oder Notariat KG 21 U 44/22 zitieren: mit BGH VII ZR 88/25 antworten und konkrete Vertragsauslegung verlangen.</w:t>
       </w:r>
     </w:p>
-    <w:bookmarkEnd w:id="79"/>
-    <w:bookmarkStart w:id="80" w:name="Xaf6cbc9cb1bf1ce2d8e6dbfc476e67f232b6c6e"/>
+    <w:bookmarkEnd w:id="81"/>
+    <w:bookmarkStart w:id="82" w:name="Xaf6cbc9cb1bf1ce2d8e6dbfc476e67f232b6c6e"/>
     <w:p>
       <w:pPr>
         <w:pStyle w:val="Heading3"/>
@@ -9525,8 +9601,8 @@
         <w:t xml:space="preserve">Bezugsfertigkeitsrate nicht allein mit faktischer Nutzbarkeit begründen; vertraglich prägende Gestaltungsmängel, Sicherheit/Zugang und Abnahmeverweigerung prüfen.</w:t>
       </w:r>
     </w:p>
-    <w:bookmarkEnd w:id="80"/>
-    <w:bookmarkStart w:id="81" w:name="flexibler-mabv-ratenplan"/>
+    <w:bookmarkEnd w:id="82"/>
+    <w:bookmarkStart w:id="83" w:name="flexibler-mabv-ratenplan"/>
     <w:p>
       <w:pPr>
         <w:pStyle w:val="Heading3"/>
@@ -9641,8 +9717,8 @@
         <w:t xml:space="preserve">statt Bautenstand, Schlussrate und § 650m-Sicherheit prüfen.</w:t>
       </w:r>
     </w:p>
-    <w:bookmarkEnd w:id="81"/>
-    <w:bookmarkStart w:id="82" w:name="Xbf003e97c963b6d2fd8ad3f260faa0997c11f73"/>
+    <w:bookmarkEnd w:id="83"/>
+    <w:bookmarkStart w:id="84" w:name="Xbf003e97c963b6d2fd8ad3f260faa0997c11f73"/>
     <w:p>
       <w:pPr>
         <w:pStyle w:val="Heading3"/>
@@ -9732,8 +9808,8 @@
         <w:t xml:space="preserve">Nie als Beleg für die Wirksamkeit oder Nichtigkeit eines Ratenplans zitieren. Das Revisionsverfahren zur Sachfrage bleibt gesondert zu beobachten; bis zu einer Sachentscheidung tragen die vorhandenen materiellen Anker.</w:t>
       </w:r>
     </w:p>
-    <w:bookmarkEnd w:id="82"/>
-    <w:bookmarkStart w:id="83" w:name="X09a02bc975c6038c109d87242c6951ebc1d9191"/>
+    <w:bookmarkEnd w:id="84"/>
+    <w:bookmarkStart w:id="85" w:name="X09a02bc975c6038c109d87242c6951ebc1d9191"/>
     <w:p>
       <w:pPr>
         <w:pStyle w:val="Heading3"/>
@@ -9823,8 +9899,8 @@
         <w:t xml:space="preserve">Zahlungsplan und Sicherheit zusammen lesen; die konkrete Klauselwirkung prüfen, nicht jede Einbehaltsregel pauschal verwerfen.</w:t>
       </w:r>
     </w:p>
-    <w:bookmarkEnd w:id="83"/>
-    <w:bookmarkStart w:id="84" w:name="dinschallschutz-im-werkvertragsrecht"/>
+    <w:bookmarkEnd w:id="85"/>
+    <w:bookmarkStart w:id="86" w:name="dinschallschutz-im-werkvertragsrecht"/>
     <w:p>
       <w:pPr>
         <w:pStyle w:val="Heading3"/>
@@ -9914,8 +9990,8 @@
         <w:t xml:space="preserve">Im Bauträger-Werkvertragsrecht DIN-Konformität nie als abschließenden Mangelfreiheitsbeweis behandeln.</w:t>
       </w:r>
     </w:p>
-    <w:bookmarkEnd w:id="84"/>
-    <w:bookmarkStart w:id="85" w:name="änderung-anerkannter-regeln-vor-abnahme"/>
+    <w:bookmarkEnd w:id="86"/>
+    <w:bookmarkStart w:id="87" w:name="änderung-anerkannter-regeln-vor-abnahme"/>
     <w:p>
       <w:pPr>
         <w:pStyle w:val="Heading3"/>
@@ -10005,8 +10081,8 @@
         <w:t xml:space="preserve">Auf Bauträgerverträge nur nach Prüfung von Vertragsinhalt und Vergütungsregime übertragen; die VOB/B-Nachtragsnormen gelten dort nicht automatisch.</w:t>
       </w:r>
     </w:p>
-    <w:bookmarkEnd w:id="85"/>
-    <w:bookmarkStart w:id="86" w:name="einzelgewerke-und-sukzessive-bauaufträge"/>
+    <w:bookmarkEnd w:id="87"/>
+    <w:bookmarkStart w:id="88" w:name="einzelgewerke-und-sukzessive-bauaufträge"/>
     <w:p>
       <w:pPr>
         <w:pStyle w:val="Heading3"/>
@@ -10096,8 +10172,8 @@
         <w:t xml:space="preserve">Einzelgewerke nicht mit §§ 650i ff. prüfen. Insbesondere kann die Ausnahme von der Bauhandwerkersicherung nach § 650f Abs. 6 Satz 1 Nr. 2 Fall 1 fehlen; allgemeines Verbraucherrecht des konkreten Einzelvertrags gesondert prüfen.</w:t>
       </w:r>
     </w:p>
-    <w:bookmarkEnd w:id="86"/>
-    <w:bookmarkStart w:id="87" w:name="X5eaa184345e79ed45dee353e29769de1830b1f3"/>
+    <w:bookmarkEnd w:id="88"/>
+    <w:bookmarkStart w:id="89" w:name="X5eaa184345e79ed45dee353e29769de1830b1f3"/>
     <w:p>
       <w:pPr>
         <w:pStyle w:val="Heading3"/>
@@ -10187,8 +10263,8 @@
         <w:t xml:space="preserve">Bei Baugruppen, Eigenleistungen und unmittelbarer Einzelvergabe Verantwortungsmatrix für Planstände, Freigaben und Schnittstellen verlangen; die Linie nicht auf den passiven Bauträgererwerber übertragen.</w:t>
       </w:r>
     </w:p>
-    <w:bookmarkEnd w:id="87"/>
-    <w:bookmarkStart w:id="88" w:name="din-vermutung-im-weg-binnenrecht"/>
+    <w:bookmarkEnd w:id="89"/>
+    <w:bookmarkStart w:id="90" w:name="din-vermutung-im-weg-binnenrecht"/>
     <w:p>
       <w:pPr>
         <w:pStyle w:val="Heading3"/>
@@ -10278,8 +10354,8 @@
         <w:t xml:space="preserve">Diese Verwaltungsregel nicht unbesehen als abschließenden Werkvertragsmaßstab zwischen Erwerber und Bauträger verwenden und V ZR 39/24 nicht als eigenständige Bauträgerentscheidung ausgeben.</w:t>
       </w:r>
     </w:p>
-    <w:bookmarkEnd w:id="88"/>
-    <w:bookmarkStart w:id="89" w:name="technikräume-und-sondereigentum"/>
+    <w:bookmarkEnd w:id="90"/>
+    <w:bookmarkStart w:id="91" w:name="technikräume-und-sondereigentum"/>
     <w:p>
       <w:pPr>
         <w:pStyle w:val="Heading3"/>
@@ -10394,8 +10470,8 @@
         <w:t xml:space="preserve">behaupten. Teilungserklärung, Aufteilungsplan, Bauteil, Anlage und gesicherte Zutrittsrechte einzeln prüfen.</w:t>
       </w:r>
     </w:p>
-    <w:bookmarkEnd w:id="89"/>
-    <w:bookmarkStart w:id="90" w:name="X5c6063c81ff1f31f0c62f3d6c0b13457cc7ae23"/>
+    <w:bookmarkEnd w:id="91"/>
+    <w:bookmarkStart w:id="92" w:name="X5c6063c81ff1f31f0c62f3d6c0b13457cc7ae23"/>
     <w:p>
       <w:pPr>
         <w:pStyle w:val="Heading3"/>
@@ -10485,8 +10561,8 @@
         <w:t xml:space="preserve">Kostenklauseln und Öffnungsklauseln nach Grundmaßstab, Beschlusskompetenz, konkreter Maßnahme, Einheitsgrößen und Mehrbelastung prüfen; Mehrheitsmacht nicht als Freibrief darstellen.</w:t>
       </w:r>
     </w:p>
-    <w:bookmarkEnd w:id="90"/>
-    <w:bookmarkStart w:id="91" w:name="X78169d8fd5ec70a493577406b53c0658e5dfe3e"/>
+    <w:bookmarkEnd w:id="92"/>
+    <w:bookmarkStart w:id="93" w:name="X78169d8fd5ec70a493577406b53c0658e5dfe3e"/>
     <w:p>
       <w:pPr>
         <w:pStyle w:val="Heading3"/>
@@ -10576,8 +10652,8 @@
         <w:t xml:space="preserve">Weite Vollmachten und Zustimmungspflichten zu Teilungserklärung, Gemeinschaftsordnung, Untergemeinschaften, Nutzungsänderungen rot markieren.</w:t>
       </w:r>
     </w:p>
-    <w:bookmarkEnd w:id="91"/>
-    <w:bookmarkStart w:id="92" w:name="X675562176482f9df87816a3b82afbadb1c452b4"/>
+    <w:bookmarkEnd w:id="93"/>
+    <w:bookmarkStart w:id="94" w:name="X675562176482f9df87816a3b82afbadb1c452b4"/>
     <w:p>
       <w:pPr>
         <w:pStyle w:val="Heading3"/>
@@ -10667,8 +10743,8 @@
         <w:t xml:space="preserve">Gemeinschaftsordnung nicht nur nach Kosten, sondern beschlussgegenstandsgenau nach Teilnahme- und Stimmrechten prüfen. Das Stimmrecht bei Verwalterbestellung, Jahresabrechnung und Wirtschaftsplan darf Teilgruppen nicht entzogen werden.</w:t>
       </w:r>
     </w:p>
-    <w:bookmarkEnd w:id="92"/>
-    <w:bookmarkStart w:id="93" w:name="Xbcc566626bf061132d09a8f109b972ff466a9a8"/>
+    <w:bookmarkEnd w:id="94"/>
+    <w:bookmarkStart w:id="95" w:name="Xbcc566626bf061132d09a8f109b972ff466a9a8"/>
     <w:p>
       <w:pPr>
         <w:pStyle w:val="Heading3"/>
@@ -10758,8 +10834,8 @@
         <w:t xml:space="preserve">Bei strukturellem Streit richtigen Gegner und Rechtsschutzziel wählen: GdWE, konkrete Feststellung oder Beschlussersetzung. Nicht jeden Auslegungsstreit nur über die Anfechtung einer Einzelabrechnung führen.</w:t>
       </w:r>
     </w:p>
-    <w:bookmarkEnd w:id="93"/>
-    <w:bookmarkStart w:id="94" w:name="absenkungs--und-umlaufbeschluss"/>
+    <w:bookmarkEnd w:id="95"/>
+    <w:bookmarkStart w:id="96" w:name="absenkungs--und-umlaufbeschluss"/>
     <w:p>
       <w:pPr>
         <w:pStyle w:val="Heading3"/>
@@ -10849,8 +10925,8 @@
         <w:t xml:space="preserve">Bei Beschlussketten Absenkungs- und Sachbeschluss jeweils fristgerecht prüfen und gegebenenfalls beide angreifen. Nie auf eine automatische Fehlerfortpflanzung oder spätere Heilung durch den ersten Prozess vertrauen.</w:t>
       </w:r>
     </w:p>
-    <w:bookmarkEnd w:id="94"/>
-    <w:bookmarkStart w:id="95" w:name="X807c43a353b9ed996f9591c495d551de4721d31"/>
+    <w:bookmarkEnd w:id="96"/>
+    <w:bookmarkStart w:id="97" w:name="X807c43a353b9ed996f9591c495d551de4721d31"/>
     <w:p>
       <w:pPr>
         <w:pStyle w:val="Heading3"/>
@@ -10940,8 +11016,8 @@
         <w:t xml:space="preserve">Pauschale Verbote und Änderungsvollmachten zu Außengeräten, Fassade und Balkon differenziert prüfen. Gestattung der Installation, technische Ausführung sowie spätere Nutzung, Geräusch- und Wartungsfolgen getrennt regeln.</w:t>
       </w:r>
     </w:p>
-    <w:bookmarkEnd w:id="95"/>
-    <w:bookmarkStart w:id="96" w:name="X08852ed7f971fe138edd0fe8d83b7391704f8c4"/>
+    <w:bookmarkEnd w:id="97"/>
+    <w:bookmarkStart w:id="98" w:name="X08852ed7f971fe138edd0fe8d83b7391704f8c4"/>
     <w:p>
       <w:pPr>
         <w:pStyle w:val="Heading3"/>
@@ -11031,8 +11107,8 @@
         <w:t xml:space="preserve">Bei Longstop-Date, Rücktritt und Terminverzug Vertragsstrafe gesondert sichern; Rücktritt nicht vorschnell als Verzicht auf Verzugssanktionen behandeln.</w:t>
       </w:r>
     </w:p>
-    <w:bookmarkEnd w:id="96"/>
-    <w:bookmarkStart w:id="97" w:name="planabweichung-in-der-errichtungsphase"/>
+    <w:bookmarkEnd w:id="98"/>
+    <w:bookmarkStart w:id="99" w:name="planabweichung-in-der-errichtungsphase"/>
     <w:p>
       <w:pPr>
         <w:pStyle w:val="Heading3"/>
@@ -11122,8 +11198,8 @@
         <w:t xml:space="preserve">Planabweichungen vor Abnahme/Erstherstellung vertraglich angreifen: Bausoll, Nachbesserung, Einbehalt, Abnahmevorbehalt, nicht vorschnell nur § 1004/WEG.</w:t>
       </w:r>
     </w:p>
-    <w:bookmarkEnd w:id="97"/>
-    <w:bookmarkStart w:id="98" w:name="X20af93006f7d0b7d9b931850723a2c3901435f2"/>
+    <w:bookmarkEnd w:id="99"/>
+    <w:bookmarkStart w:id="100" w:name="X20af93006f7d0b7d9b931850723a2c3901435f2"/>
     <w:p>
       <w:pPr>
         <w:pStyle w:val="Heading3"/>
@@ -11213,8 +11289,8 @@
         <w:t xml:space="preserve">Vor Aufforderung oder Klage Beschlussorgan, Anspruchsbündelung, betroffenen Gebäudeteil und Prozessführungsbefugnis prüfen; Untergemeinschaft oder Einzelbeirat nicht vorschnell als anspruchsführungsbefugt behandeln.</w:t>
       </w:r>
     </w:p>
-    <w:bookmarkEnd w:id="98"/>
-    <w:bookmarkStart w:id="99" w:name="X8f375f4e6e0b981c8a93f61d8d86cceb4476382"/>
+    <w:bookmarkEnd w:id="100"/>
+    <w:bookmarkStart w:id="101" w:name="X8f375f4e6e0b981c8a93f61d8d86cceb4476382"/>
     <w:p>
       <w:pPr>
         <w:pStyle w:val="Heading3"/>
@@ -11304,8 +11380,8 @@
         <w:t xml:space="preserve">Verwaltervertrag, anwendbaren WEG-Rechtsstand, Kenntniszeitpunkt, Warnung, Beschlussvorbereitung, Verjährungsnähe, Kausalität und Schaden belegen; nicht aus bloßer Bauträgernähe automatisch Haftung ableiten.</w:t>
       </w:r>
     </w:p>
-    <w:bookmarkEnd w:id="99"/>
-    <w:bookmarkStart w:id="100" w:name="X9f3e5bd2bac324ae20859360bb6fb6f33c58e4d"/>
+    <w:bookmarkEnd w:id="101"/>
+    <w:bookmarkStart w:id="102" w:name="X9f3e5bd2bac324ae20859360bb6fb6f33c58e4d"/>
     <w:p>
       <w:pPr>
         <w:pStyle w:val="Heading3"/>
@@ -11395,8 +11471,8 @@
         <w:t xml:space="preserve">Nach Bauträgerinsolvenz nicht nur Bauträger-/Insolvenzansprüche prüfen, sondern auch GdWE-Erstherstellung, Zumutbarkeit, Kostenlast, Beschlussersetzung und Abgrenzung zu baulichen Veränderungen.</w:t>
       </w:r>
     </w:p>
-    <w:bookmarkEnd w:id="100"/>
-    <w:bookmarkStart w:id="101" w:name="X92436af6a8c9490dbfe9dd9b13de76bbacbd9f8"/>
+    <w:bookmarkEnd w:id="102"/>
+    <w:bookmarkStart w:id="103" w:name="X92436af6a8c9490dbfe9dd9b13de76bbacbd9f8"/>
     <w:p>
       <w:pPr>
         <w:pStyle w:val="Heading3"/>
@@ -11486,8 +11562,8 @@
         <w:t xml:space="preserve">Kosten- und Erhaltungsklauseln zu Fenstern, Türen, Leitungen, Balkonen, Terrassen, Tiefgaragenplätzen streng prüfen; anfängliche Baumängel ausdrücklich aus Erwerber-Sonderkosten ausnehmen oder Regress/Sicherung regeln.</w:t>
       </w:r>
     </w:p>
-    <w:bookmarkEnd w:id="101"/>
-    <w:bookmarkStart w:id="102" w:name="X88b8dd155c329bf95d8c81d095b3f8f99252f74"/>
+    <w:bookmarkEnd w:id="103"/>
+    <w:bookmarkStart w:id="104" w:name="X88b8dd155c329bf95d8c81d095b3f8f99252f74"/>
     <w:p>
       <w:pPr>
         <w:pStyle w:val="Heading3"/>
@@ -11577,8 +11653,8 @@
         <w:t xml:space="preserve">Erhaltungszuständigkeit, Entscheidungskompetenz und Kostenlast in Teilungserklärung/Gemeinschaftsordnung getrennt prüfen; eine Übertragung auf den Erwerber nicht als vollständigen Rückzug der GdWE lesen.</w:t>
       </w:r>
     </w:p>
-    <w:bookmarkEnd w:id="102"/>
-    <w:bookmarkStart w:id="103" w:name="X88e60d620b30d68a2f7bef9b622b8a552f54d31"/>
+    <w:bookmarkEnd w:id="104"/>
+    <w:bookmarkStart w:id="105" w:name="X88e60d620b30d68a2f7bef9b622b8a552f54d31"/>
     <w:p>
       <w:pPr>
         <w:pStyle w:val="Heading3"/>
@@ -11668,8 +11744,8 @@
         <w:t xml:space="preserve">Bei Mängelfolgen Zeitachse, Beschlussreife, realistische Ausführungsdauer, Kausalität und zulässige Nutzung beweisbar machen; nicht jeden Gemeinschaftsmangel sofort der GdWE zurechnen.</w:t>
       </w:r>
     </w:p>
-    <w:bookmarkEnd w:id="103"/>
-    <w:bookmarkStart w:id="104" w:name="Xa7f608066a14ca5543fb5f9417798503f36ebbb"/>
+    <w:bookmarkEnd w:id="105"/>
+    <w:bookmarkStart w:id="106" w:name="Xa7f608066a14ca5543fb5f9417798503f36ebbb"/>
     <w:p>
       <w:pPr>
         <w:pStyle w:val="Heading3"/>
@@ -11759,8 +11835,8 @@
         <w:t xml:space="preserve">Altverträge, Park-/Service-/Energie-/Verwalterkosten und Kontoführung nicht als automatisch übernommene Gemeinschaftslast behandeln; Beschluss, Vertretungsmacht, Genehmigung und Verwalterhaftung prüfen.</w:t>
       </w:r>
     </w:p>
-    <w:bookmarkEnd w:id="104"/>
-    <w:bookmarkStart w:id="105" w:name="bindung-an-ein-bauträgerangebot"/>
+    <w:bookmarkEnd w:id="106"/>
+    <w:bookmarkStart w:id="107" w:name="bindung-an-ein-bauträgerangebot"/>
     <w:p>
       <w:pPr>
         <w:pStyle w:val="Heading3"/>
@@ -11875,8 +11951,8 @@
         <w:t xml:space="preserve">Bei getrennt beurkundetem Angebot und Annahme Bindungsfrist, Fortgeltung, verspätete Annahme und Finanzierungsbedingung prüfen; keine pauschale Drei-Monats-Freigabe für anders gestaltete Klauseln.</w:t>
       </w:r>
     </w:p>
-    <w:bookmarkEnd w:id="105"/>
-    <w:bookmarkStart w:id="106" w:name="X671594382ba2ee811267656743abfc96792f774"/>
+    <w:bookmarkEnd w:id="107"/>
+    <w:bookmarkStart w:id="108" w:name="X671594382ba2ee811267656743abfc96792f774"/>
     <w:p>
       <w:pPr>
         <w:pStyle w:val="Heading3"/>
@@ -11966,8 +12042,8 @@
         <w:t xml:space="preserve">Organstellung allein genügt nicht: konkrete Handlung oder beherrschte Gefahrenlage, Pflichtverletzung, Verschulden, Kausalität und Schaden feststellen.</w:t>
       </w:r>
     </w:p>
-    <w:bookmarkEnd w:id="106"/>
-    <w:bookmarkStart w:id="107" w:name="mabv-bürgschaft-und-bauzeitverzug"/>
+    <w:bookmarkEnd w:id="108"/>
+    <w:bookmarkStart w:id="109" w:name="mabv-bürgschaft-und-bauzeitverzug"/>
     <w:p>
       <w:pPr>
         <w:pStyle w:val="Heading3"/>
@@ -12057,8 +12133,8 @@
         <w:t xml:space="preserve">§-7-Sicherheit nicht als Vollkaskodeckung behandeln: Rückgewähr-/Auszahlungs- und Eigentumsverschaffungsrisiko von Verzugs-, Qualitäts- und Folgeschäden trennen; aktuellen Bürgschaftstext prüfen.</w:t>
       </w:r>
     </w:p>
-    <w:bookmarkEnd w:id="107"/>
-    <w:bookmarkStart w:id="108" w:name="Xe0cee67cc75813ce711caf2df7eb5f6a268701d"/>
+    <w:bookmarkEnd w:id="109"/>
+    <w:bookmarkStart w:id="110" w:name="Xe0cee67cc75813ce711caf2df7eb5f6a268701d"/>
     <w:p>
       <w:pPr>
         <w:pStyle w:val="Heading3"/>
@@ -12148,8 +12224,8 @@
         <w:t xml:space="preserve">Nicht als materiellen Leitsatz zu Sicherungszweck, Verjährung oder Rückgabe der Bürgschaft verwenden. Bürgschaftstext, historische MaBV-Fassung, gesicherte Ansprüche, Abnahme und Tatsachennachweis eigenständig prüfen.</w:t>
       </w:r>
     </w:p>
-    <w:bookmarkEnd w:id="108"/>
-    <w:bookmarkStart w:id="109" w:name="Xdec9f9f5f0e93c7202b2d307530709ed7242975"/>
+    <w:bookmarkEnd w:id="110"/>
+    <w:bookmarkStart w:id="111" w:name="Xdec9f9f5f0e93c7202b2d307530709ed7242975"/>
     <w:p>
       <w:pPr>
         <w:pStyle w:val="Heading3"/>
@@ -12239,8 +12315,8 @@
         <w:t xml:space="preserve">Nicht schematisch Vorsatz verlangen oder Haftung behaupten: Ressort, Delegation, Kontrollen, Bautenstandsberichte und konkrete Ratenabrufe beweisen.</w:t>
       </w:r>
     </w:p>
-    <w:bookmarkEnd w:id="109"/>
-    <w:bookmarkStart w:id="110" w:name="Xff03628d12e8219d54991498f6db66cc50cfa03"/>
+    <w:bookmarkEnd w:id="111"/>
+    <w:bookmarkStart w:id="112" w:name="Xff03628d12e8219d54991498f6db66cc50cfa03"/>
     <w:p>
       <w:pPr>
         <w:pStyle w:val="Heading3"/>
@@ -12330,8 +12406,8 @@
         <w:t xml:space="preserve">Kostentragung, Fälligkeitsstufe und tatsächliche Festsetzung abgleichen. „Doppelte Belehrung“ meint die Aufklärung über das Ausfallrisiko und über Absicherungsmöglichkeiten, nicht eine Wiederholungspflicht unmittelbar vor Zahlung. Beide Inhalte und die angebotene Sicherung prüfen.</w:t>
       </w:r>
     </w:p>
-    <w:bookmarkEnd w:id="110"/>
-    <w:bookmarkStart w:id="111" w:name="X46b77aeee5f079d70b8af3d3138b4744c3dda83"/>
+    <w:bookmarkEnd w:id="112"/>
+    <w:bookmarkStart w:id="113" w:name="X46b77aeee5f079d70b8af3d3138b4744c3dda83"/>
     <w:p>
       <w:pPr>
         <w:pStyle w:val="Heading3"/>
@@ -12446,8 +12522,8 @@
         <w:t xml:space="preserve">Bauträgerdienstleister.</w:t>
       </w:r>
     </w:p>
-    <w:bookmarkEnd w:id="111"/>
-    <w:bookmarkStart w:id="112" w:name="Xab176a32fc4f588b15930a669868946d2f68c25"/>
+    <w:bookmarkEnd w:id="113"/>
+    <w:bookmarkStart w:id="114" w:name="Xab176a32fc4f588b15930a669868946d2f68c25"/>
     <w:p>
       <w:pPr>
         <w:pStyle w:val="Heading3"/>
@@ -12613,8 +12689,8 @@
         <w:t xml:space="preserve">; Vertragskontext und Abnahmewillen konkret prüfen.</w:t>
       </w:r>
     </w:p>
-    <w:bookmarkEnd w:id="112"/>
-    <w:bookmarkStart w:id="113" w:name="X4610451c4e2df0a21041277291ce9bf09f343d6"/>
+    <w:bookmarkEnd w:id="114"/>
+    <w:bookmarkStart w:id="115" w:name="X4610451c4e2df0a21041277291ce9bf09f343d6"/>
     <w:p>
       <w:pPr>
         <w:pStyle w:val="Heading3"/>
@@ -12704,8 +12780,8 @@
         <w:t xml:space="preserve">Erklärung, Abnahmewillen, Reichweite sowie Sonder-/Gemeinschaftseigentum konkret feststellen; erst danach Verjährungsfolgen ziehen.</w:t>
       </w:r>
     </w:p>
-    <w:bookmarkEnd w:id="113"/>
-    <w:bookmarkStart w:id="114" w:name="X99e918935ffccc98ab4dedad866412ef163c75d"/>
+    <w:bookmarkEnd w:id="115"/>
+    <w:bookmarkStart w:id="116" w:name="X99e918935ffccc98ab4dedad866412ef163c75d"/>
     <w:p>
       <w:pPr>
         <w:pStyle w:val="Heading3"/>
@@ -12795,8 +12871,8 @@
         <w:t xml:space="preserve">Beschluss, Anspruchsbündelung, Nacherfüllungsrecht, konkrete Gegenrechte und den Zahlungsempfänger prüfen; nicht als allgemeine Sperre für Erwerbereinreden verwenden.</w:t>
       </w:r>
     </w:p>
-    <w:bookmarkEnd w:id="114"/>
-    <w:bookmarkStart w:id="115" w:name="X8e4797806d65a6538be858046840c8e32eec7d1"/>
+    <w:bookmarkEnd w:id="116"/>
+    <w:bookmarkStart w:id="117" w:name="X8e4797806d65a6538be858046840c8e32eec7d1"/>
     <w:p>
       <w:pPr>
         <w:pStyle w:val="Heading3"/>
@@ -12886,8 +12962,8 @@
         <w:t xml:space="preserve">Bestätigt seit Langem: Erstverwalter-Abnahme ersetzt nicht das eigene Abnahmerecht des Erwerbers.</w:t>
       </w:r>
     </w:p>
-    <w:bookmarkEnd w:id="115"/>
-    <w:bookmarkStart w:id="116" w:name="nachzügler-klausel-abnahme-ist-erfolgt"/>
+    <w:bookmarkEnd w:id="117"/>
+    <w:bookmarkStart w:id="118" w:name="nachzügler-klausel-abnahme-ist-erfolgt"/>
     <w:p>
       <w:pPr>
         <w:pStyle w:val="Heading3"/>
@@ -13009,8 +13085,8 @@
         <w:t xml:space="preserve">-Klauseln in Nachzüglerverträgen.</w:t>
       </w:r>
     </w:p>
-    <w:bookmarkEnd w:id="116"/>
-    <w:bookmarkStart w:id="117" w:name="X71d25e5d240b3201a5830a279513a823b018f02"/>
+    <w:bookmarkEnd w:id="118"/>
+    <w:bookmarkStart w:id="119" w:name="X71d25e5d240b3201a5830a279513a823b018f02"/>
     <w:p>
       <w:pPr>
         <w:pStyle w:val="Heading3"/>
@@ -13100,8 +13176,8 @@
         <w:t xml:space="preserve">Nachzüglerverträge getrennt prüfen: keine automatische Bindung an frühere GE-Abnahme, keine vorverlegte Mängelverjährung.</w:t>
       </w:r>
     </w:p>
-    <w:bookmarkEnd w:id="117"/>
-    <w:bookmarkStart w:id="118" w:name="notaranderkonto-bei-bauträgerabwicklung"/>
+    <w:bookmarkEnd w:id="119"/>
+    <w:bookmarkStart w:id="120" w:name="notaranderkonto-bei-bauträgerabwicklung"/>
     <w:p>
       <w:pPr>
         <w:pStyle w:val="Heading3"/>
@@ -13434,9 +13510,9 @@
         <w:t xml:space="preserve">geführt, nicht als belegte Rechtsprechung.</w:t>
       </w:r>
     </w:p>
-    <w:bookmarkEnd w:id="118"/>
-    <w:bookmarkEnd w:id="119"/>
-    <w:bookmarkStart w:id="123" w:name="gesetzgebungsstatus-2026"/>
+    <w:bookmarkEnd w:id="120"/>
+    <w:bookmarkEnd w:id="121"/>
+    <w:bookmarkStart w:id="125" w:name="gesetzgebungsstatus-2026"/>
     <w:p>
       <w:pPr>
         <w:pStyle w:val="Heading2"/>
@@ -13460,7 +13536,7 @@
         <w:t xml:space="preserve">Historischer Recherchebestand vom 9. August 2026, übernommen aus Fassung 4.3.0; für den konkreten Fall erneut verifizieren. Dieser Stichtagsblock verhindert zwei Fehler: Eine verkündete, aber noch nicht einschlägig in Kraft getretene Regel wird nicht vorzeitig angewandt; ein Entwurf wird nicht als Gesetz ausgegeben. Maßgeblich ist für jede Handlung das relevante Ereignisdatum, nicht das Datum der Beratung.</w:t>
       </w:r>
     </w:p>
-    <w:bookmarkStart w:id="120" w:name="mabv-novellen-vom-20.-und-28.-juli-2026"/>
+    <w:bookmarkStart w:id="122" w:name="mabv-novellen-vom-20.-und-28.-juli-2026"/>
     <w:p>
       <w:pPr>
         <w:pStyle w:val="Heading3"/>
@@ -13524,8 +13600,8 @@
         <w:t xml:space="preserve">Die aktuelle MaBV-Fassung verwenden, aber keine neue Raten-, Fälligkeits- oder Sicherungslogik erfinden. Für Bauträgerzahlungen gelten die bisherigen Kernregeln der §§ 3, 7 und 12 MaBV fort.</w:t>
       </w:r>
     </w:p>
-    <w:bookmarkEnd w:id="120"/>
-    <w:bookmarkStart w:id="121" w:name="Xa05488866527ad838406b45912a6d6e764866a3"/>
+    <w:bookmarkEnd w:id="122"/>
+    <w:bookmarkStart w:id="123" w:name="Xa05488866527ad838406b45912a6d6e764866a3"/>
     <w:p>
       <w:pPr>
         <w:pStyle w:val="Heading3"/>
@@ -13589,8 +13665,8 @@
         <w:t xml:space="preserve">Datum und konkret betroffenen Artikel prüfen. Elektronische Übermittlung ändert den Kommunikationsweg, nicht die materielle Existenz, Wirksamkeit oder Reichweite einer Genehmigung und ersetzt weder §-3-MaBV-Voraussetzungen noch Vertragsfälligkeit oder Gegenrechte.</w:t>
       </w:r>
     </w:p>
-    <w:bookmarkEnd w:id="121"/>
-    <w:bookmarkStart w:id="122" w:name="gebäudetyp-e"/>
+    <w:bookmarkEnd w:id="123"/>
+    <w:bookmarkStart w:id="124" w:name="gebäudetyp-e"/>
     <w:p>
       <w:pPr>
         <w:pStyle w:val="Heading3"/>
@@ -13687,9 +13763,9 @@
         <w:t xml:space="preserve">Prüfe die entscheidungserheblichen Normen von BGB, MaBV, BeurkG, WEG oder Landesrecht in der für den Fall maßgeblichen Fassung. Geltendes Recht, Übergangsregel, künftiges Inkrafttreten und bloßes Vorhaben unterscheiden. Bereits überprüfte Quellen nur erneut öffnen, wenn neuer Inhalt, Zeitablauf oder Zweifel das erfordern. Eine fehlende Recherchefunktion begrenzt die Aussagekraft, unterbricht aber nicht die übrige Bearbeitung nach Abschnitt 1.</w:t>
       </w:r>
     </w:p>
-    <w:bookmarkEnd w:id="122"/>
-    <w:bookmarkEnd w:id="123"/>
     <w:bookmarkEnd w:id="124"/>
+    <w:bookmarkEnd w:id="125"/>
+    <w:bookmarkEnd w:id="126"/>
     <w:sectPr>
       <w:footerReference w:type="default" r:id="rId9"/>
       <w:footnotePr>
